--- a/survey/Tour_Navigator_Survey_Form.docx
+++ b/survey/Tour_Navigator_Survey_Form.docx
@@ -25,7 +25,7 @@
           <w:color w:val="555555"/>
           <w:sz w:val="20"/>
         </w:rPr>
-        <w:t>각 문항에서 한 가지만 선택해 주세요. 공통 6문항 다음에는 관심사별 후속 질문 하나에 답합니다.</w:t>
+        <w:t>S4는 두 가지, 나머지 문항은 한 가지만 선택해 주세요. 공통 6문항 다음에는 S4에서 고른 관심사별 후속 질문 1~2개에 답합니다.</w:t>
       </w:r>
     </w:p>
     <w:p>
@@ -348,7 +348,7 @@
           <w:color w:val="555555"/>
           <w:sz w:val="20"/>
         </w:rPr>
-        <w:t>S4에서는 가장 중요한 관심사 한 가지만 선택해 주세요.</w:t>
+        <w:t>S4에서는 가장 하고 싶은 관심사 두 가지를 선택해 주세요.</w:t>
       </w:r>
     </w:p>
     <w:p>
@@ -356,7 +356,7 @@
         <w:pStyle w:val="Heading2"/>
       </w:pPr>
       <w:r>
-        <w:t>S4  이번 여행에서 가장 하고 싶은 한 가지는 무엇인가요?</w:t>
+        <w:t>S4  이번 여행에서 가장 하고 싶은 것 두 가지는 무엇인가요?</w:t>
       </w:r>
     </w:p>
     <w:p>
@@ -369,7 +369,7 @@
           <w:rFonts w:ascii="DejaVu Sans" w:hAnsi="DejaVu Sans"/>
           <w:sz w:val="26"/>
         </w:rPr>
-        <w:t xml:space="preserve">○  </w:t>
+        <w:t xml:space="preserve">□  </w:t>
       </w:r>
       <w:r>
         <w:t>A  드라마·K팝 촬영지  → B1</w:t>
@@ -385,7 +385,7 @@
           <w:rFonts w:ascii="DejaVu Sans" w:hAnsi="DejaVu Sans"/>
           <w:sz w:val="26"/>
         </w:rPr>
-        <w:t xml:space="preserve">○  </w:t>
+        <w:t xml:space="preserve">□  </w:t>
       </w:r>
       <w:r>
         <w:t>B  공연·콘서트  → B1</w:t>
@@ -401,7 +401,7 @@
           <w:rFonts w:ascii="DejaVu Sans" w:hAnsi="DejaVu Sans"/>
           <w:sz w:val="26"/>
         </w:rPr>
-        <w:t xml:space="preserve">○  </w:t>
+        <w:t xml:space="preserve">□  </w:t>
       </w:r>
       <w:r>
         <w:t>C  역사·유적  → B2</w:t>
@@ -417,7 +417,7 @@
           <w:rFonts w:ascii="DejaVu Sans" w:hAnsi="DejaVu Sans"/>
           <w:sz w:val="26"/>
         </w:rPr>
-        <w:t xml:space="preserve">○  </w:t>
+        <w:t xml:space="preserve">□  </w:t>
       </w:r>
       <w:r>
         <w:t>D  자연·숲길  → B3</w:t>
@@ -433,7 +433,7 @@
           <w:rFonts w:ascii="DejaVu Sans" w:hAnsi="DejaVu Sans"/>
           <w:sz w:val="26"/>
         </w:rPr>
-        <w:t xml:space="preserve">○  </w:t>
+        <w:t xml:space="preserve">□  </w:t>
       </w:r>
       <w:r>
         <w:t>E  바다  → B3</w:t>
@@ -449,7 +449,7 @@
           <w:rFonts w:ascii="DejaVu Sans" w:hAnsi="DejaVu Sans"/>
           <w:sz w:val="26"/>
         </w:rPr>
-        <w:t xml:space="preserve">○  </w:t>
+        <w:t xml:space="preserve">□  </w:t>
       </w:r>
       <w:r>
         <w:t>F  맛집·시장  → B4</w:t>
@@ -465,7 +465,7 @@
           <w:rFonts w:ascii="DejaVu Sans" w:hAnsi="DejaVu Sans"/>
           <w:sz w:val="26"/>
         </w:rPr>
-        <w:t xml:space="preserve">○  </w:t>
+        <w:t xml:space="preserve">□  </w:t>
       </w:r>
       <w:r>
         <w:t>G  체험·액티비티  → B5</w:t>
@@ -481,7 +481,7 @@
           <w:rFonts w:ascii="DejaVu Sans" w:hAnsi="DejaVu Sans"/>
           <w:sz w:val="26"/>
         </w:rPr>
-        <w:t xml:space="preserve">○  </w:t>
+        <w:t xml:space="preserve">□  </w:t>
       </w:r>
       <w:r>
         <w:t>H  야경  → B6</w:t>
@@ -497,7 +497,7 @@
           <w:rFonts w:ascii="DejaVu Sans" w:hAnsi="DejaVu Sans"/>
           <w:sz w:val="26"/>
         </w:rPr>
-        <w:t xml:space="preserve">○  </w:t>
+        <w:t xml:space="preserve">□  </w:t>
       </w:r>
       <w:r>
         <w:t>I  쇼핑·뷰티·스파  → B7</w:t>
@@ -621,7 +621,7 @@
           <w:color w:val="555555"/>
           <w:sz w:val="20"/>
         </w:rPr>
-        <w:t>S6까지 답한 뒤 S4 옆에 표시된 B 질문을 3~5쪽에서 찾아 답해 주세요. 해당 질문 하나만 답하면 됩니다.</w:t>
+        <w:t>S6까지 답한 뒤 S4에서 고른 두 선택지 옆에 표시된 B 질문을 3~5쪽에서 찾아 답해 주세요. 두 선택지의 B 질문이 같으면 한 번만 답하면 됩니다.</w:t>
       </w:r>
     </w:p>
     <w:p>
@@ -639,7 +639,7 @@
           <w:color w:val="555555"/>
           <w:sz w:val="20"/>
         </w:rPr>
-        <w:t>S4에서 고른 관심사에 해당하는 질문 하나만 답해 주세요.</w:t>
+        <w:t>S4에서 고른 두 관심사에 해당하는 질문에만 답해 주세요.</w:t>
       </w:r>
     </w:p>
     <w:p>
@@ -828,7 +828,7 @@
           <w:color w:val="555555"/>
           <w:sz w:val="20"/>
         </w:rPr>
-        <w:t>S4에서 고른 관심사에 해당하는 질문 하나만 답해 주세요.</w:t>
+        <w:t>S4에서 고른 두 관심사에 해당하는 질문에만 답해 주세요.</w:t>
       </w:r>
     </w:p>
     <w:p>
@@ -1017,7 +1017,7 @@
           <w:color w:val="555555"/>
           <w:sz w:val="20"/>
         </w:rPr>
-        <w:t>S4에서 고른 관심사에 해당하는 질문 하나만 답해 주세요.</w:t>
+        <w:t>S4에서 고른 두 관심사에 해당하는 질문에만 답해 주세요.</w:t>
       </w:r>
     </w:p>
     <w:p>
